--- a/spravki/spravka_rnntd_industry_2026-09-30.docx
+++ b/spravki/spravka_rnntd_industry_2026-09-30.docx
@@ -127,7 +127,7 @@
           </w:tcPr>
           <w:p>
             <w:r>
-              <w:t>148</w:t>
+              <w:t>161</w:t>
             </w:r>
           </w:p>
         </w:tc>
@@ -137,7 +137,7 @@
           </w:tcPr>
           <w:p>
             <w:r>
-              <w:t>66.2</w:t>
+              <w:t>44.1</w:t>
             </w:r>
           </w:p>
         </w:tc>
@@ -147,7 +147,7 @@
           </w:tcPr>
           <w:p>
             <w:r>
-              <w:t>21.6</w:t>
+              <w:t>21.9</w:t>
             </w:r>
           </w:p>
         </w:tc>
@@ -167,7 +167,7 @@
           </w:tcPr>
           <w:p>
             <w:r>
-              <w:t>5.1</w:t>
+              <w:t>5.3</w:t>
             </w:r>
           </w:p>
         </w:tc>
@@ -177,7 +177,79 @@
           </w:tcPr>
           <w:p>
             <w:r>
-              <w:t>859</w:t>
+              <w:t>938</w:t>
+            </w:r>
+          </w:p>
+        </w:tc>
+      </w:tr>
+      <w:tr>
+        <w:tc>
+          <w:tcPr>
+            <w:tcW w:type="dxa" w:w="1234"/>
+          </w:tcPr>
+          <w:p>
+            <w:r>
+              <w:t>Не указано</w:t>
+            </w:r>
+          </w:p>
+        </w:tc>
+        <w:tc>
+          <w:tcPr>
+            <w:tcW w:type="dxa" w:w="1234"/>
+          </w:tcPr>
+          <w:p>
+            <w:r>
+              <w:t>61</w:t>
+            </w:r>
+          </w:p>
+        </w:tc>
+        <w:tc>
+          <w:tcPr>
+            <w:tcW w:type="dxa" w:w="1234"/>
+          </w:tcPr>
+          <w:p>
+            <w:r>
+              <w:t>7.2</w:t>
+            </w:r>
+          </w:p>
+        </w:tc>
+        <w:tc>
+          <w:tcPr>
+            <w:tcW w:type="dxa" w:w="1234"/>
+          </w:tcPr>
+          <w:p>
+            <w:r>
+              <w:t>0.1</w:t>
+            </w:r>
+          </w:p>
+        </w:tc>
+        <w:tc>
+          <w:tcPr>
+            <w:tcW w:type="dxa" w:w="1234"/>
+          </w:tcPr>
+          <w:p>
+            <w:r>
+              <w:t>0.0</w:t>
+            </w:r>
+          </w:p>
+        </w:tc>
+        <w:tc>
+          <w:tcPr>
+            <w:tcW w:type="dxa" w:w="1234"/>
+          </w:tcPr>
+          <w:p>
+            <w:r>
+              <w:t>0.1</w:t>
+            </w:r>
+          </w:p>
+        </w:tc>
+        <w:tc>
+          <w:tcPr>
+            <w:tcW w:type="dxa" w:w="1234"/>
+          </w:tcPr>
+          <w:p>
+            <w:r>
+              <w:t>78</w:t>
             </w:r>
           </w:p>
         </w:tc>
@@ -271,7 +343,7 @@
           </w:tcPr>
           <w:p>
             <w:r>
-              <w:t>34</w:t>
+              <w:t>38</w:t>
             </w:r>
           </w:p>
         </w:tc>
@@ -281,7 +353,7 @@
           </w:tcPr>
           <w:p>
             <w:r>
-              <w:t>10.5</w:t>
+              <w:t>11.7</w:t>
             </w:r>
           </w:p>
         </w:tc>
@@ -291,7 +363,7 @@
           </w:tcPr>
           <w:p>
             <w:r>
-              <w:t>2.7</w:t>
+              <w:t>3.1</w:t>
             </w:r>
           </w:p>
         </w:tc>
@@ -311,7 +383,7 @@
           </w:tcPr>
           <w:p>
             <w:r>
-              <w:t>0.9</w:t>
+              <w:t>1.0</w:t>
             </w:r>
           </w:p>
         </w:tc>
@@ -321,79 +393,7 @@
           </w:tcPr>
           <w:p>
             <w:r>
-              <w:t>218</w:t>
-            </w:r>
-          </w:p>
-        </w:tc>
-      </w:tr>
-      <w:tr>
-        <w:tc>
-          <w:tcPr>
-            <w:tcW w:type="dxa" w:w="1234"/>
-          </w:tcPr>
-          <w:p>
-            <w:r>
-              <w:t>Не указано</w:t>
-            </w:r>
-          </w:p>
-        </w:tc>
-        <w:tc>
-          <w:tcPr>
-            <w:tcW w:type="dxa" w:w="1234"/>
-          </w:tcPr>
-          <w:p>
-            <w:r>
-              <w:t>31</w:t>
-            </w:r>
-          </w:p>
-        </w:tc>
-        <w:tc>
-          <w:tcPr>
-            <w:tcW w:type="dxa" w:w="1234"/>
-          </w:tcPr>
-          <w:p>
-            <w:r>
-              <w:t>8.1</w:t>
-            </w:r>
-          </w:p>
-        </w:tc>
-        <w:tc>
-          <w:tcPr>
-            <w:tcW w:type="dxa" w:w="1234"/>
-          </w:tcPr>
-          <w:p>
-            <w:r>
-              <w:t>0.9</w:t>
-            </w:r>
-          </w:p>
-        </w:tc>
-        <w:tc>
-          <w:tcPr>
-            <w:tcW w:type="dxa" w:w="1234"/>
-          </w:tcPr>
-          <w:p>
-            <w:r>
-              <w:t>0.0</w:t>
-            </w:r>
-          </w:p>
-        </w:tc>
-        <w:tc>
-          <w:tcPr>
-            <w:tcW w:type="dxa" w:w="1234"/>
-          </w:tcPr>
-          <w:p>
-            <w:r>
-              <w:t>0.3</w:t>
-            </w:r>
-          </w:p>
-        </w:tc>
-        <w:tc>
-          <w:tcPr>
-            <w:tcW w:type="dxa" w:w="1234"/>
-          </w:tcPr>
-          <w:p>
-            <w:r>
-              <w:t>91</w:t>
+              <w:t>231</w:t>
             </w:r>
           </w:p>
         </w:tc>
@@ -415,7 +415,7 @@
           </w:tcPr>
           <w:p>
             <w:r>
-              <w:t>30</w:t>
+              <w:t>33</w:t>
             </w:r>
           </w:p>
         </w:tc>
@@ -425,7 +425,7 @@
           </w:tcPr>
           <w:p>
             <w:r>
-              <w:t>8.0</w:t>
+              <w:t>8.6</w:t>
             </w:r>
           </w:p>
         </w:tc>
@@ -487,7 +487,7 @@
           </w:tcPr>
           <w:p>
             <w:r>
-              <w:t>28</w:t>
+              <w:t>31</w:t>
             </w:r>
           </w:p>
         </w:tc>
@@ -497,7 +497,7 @@
           </w:tcPr>
           <w:p>
             <w:r>
-              <w:t>7.9</w:t>
+              <w:t>8.8</w:t>
             </w:r>
           </w:p>
         </w:tc>
@@ -559,7 +559,7 @@
           </w:tcPr>
           <w:p>
             <w:r>
-              <w:t>22</w:t>
+              <w:t>24</w:t>
             </w:r>
           </w:p>
         </w:tc>
@@ -569,7 +569,7 @@
           </w:tcPr>
           <w:p>
             <w:r>
-              <w:t>5.6</w:t>
+              <w:t>6.2</w:t>
             </w:r>
           </w:p>
         </w:tc>
@@ -631,7 +631,7 @@
           </w:tcPr>
           <w:p>
             <w:r>
-              <w:t>15</w:t>
+              <w:t>17</w:t>
             </w:r>
           </w:p>
         </w:tc>
@@ -641,7 +641,7 @@
           </w:tcPr>
           <w:p>
             <w:r>
-              <w:t>4.1</w:t>
+              <w:t>4.6</w:t>
             </w:r>
           </w:p>
         </w:tc>
@@ -651,7 +651,7 @@
           </w:tcPr>
           <w:p>
             <w:r>
-              <w:t>1.2</w:t>
+              <w:t>1.3</w:t>
             </w:r>
           </w:p>
         </w:tc>
@@ -682,6 +682,78 @@
           <w:p>
             <w:r>
               <w:t>75</w:t>
+            </w:r>
+          </w:p>
+        </w:tc>
+      </w:tr>
+      <w:tr>
+        <w:tc>
+          <w:tcPr>
+            <w:tcW w:type="dxa" w:w="1234"/>
+          </w:tcPr>
+          <w:p>
+            <w:r>
+              <w:t>Геология, добыча и переработка полезных ископаемых, новые материалы и технологии</w:t>
+            </w:r>
+          </w:p>
+        </w:tc>
+        <w:tc>
+          <w:tcPr>
+            <w:tcW w:type="dxa" w:w="1234"/>
+          </w:tcPr>
+          <w:p>
+            <w:r>
+              <w:t>15</w:t>
+            </w:r>
+          </w:p>
+        </w:tc>
+        <w:tc>
+          <w:tcPr>
+            <w:tcW w:type="dxa" w:w="1234"/>
+          </w:tcPr>
+          <w:p>
+            <w:r>
+              <w:t>3.3</w:t>
+            </w:r>
+          </w:p>
+        </w:tc>
+        <w:tc>
+          <w:tcPr>
+            <w:tcW w:type="dxa" w:w="1234"/>
+          </w:tcPr>
+          <w:p>
+            <w:r>
+              <w:t>1.3</w:t>
+            </w:r>
+          </w:p>
+        </w:tc>
+        <w:tc>
+          <w:tcPr>
+            <w:tcW w:type="dxa" w:w="1234"/>
+          </w:tcPr>
+          <w:p>
+            <w:r>
+              <w:t>0.0</w:t>
+            </w:r>
+          </w:p>
+        </w:tc>
+        <w:tc>
+          <w:tcPr>
+            <w:tcW w:type="dxa" w:w="1234"/>
+          </w:tcPr>
+          <w:p>
+            <w:r>
+              <w:t>0.3</w:t>
+            </w:r>
+          </w:p>
+        </w:tc>
+        <w:tc>
+          <w:tcPr>
+            <w:tcW w:type="dxa" w:w="1234"/>
+          </w:tcPr>
+          <w:p>
+            <w:r>
+              <w:t>72</w:t>
             </w:r>
           </w:p>
         </w:tc>
@@ -765,7 +837,7 @@
           </w:tcPr>
           <w:p>
             <w:r>
-              <w:t>Геология, добыча и переработка полезных ископаемых, новые материалы и технологии</w:t>
+              <w:t>Металлургия и металлообработка</w:t>
             </w:r>
           </w:p>
         </w:tc>
@@ -775,7 +847,7 @@
           </w:tcPr>
           <w:p>
             <w:r>
-              <w:t>12</w:t>
+              <w:t>9</w:t>
             </w:r>
           </w:p>
         </w:tc>
@@ -785,7 +857,7 @@
           </w:tcPr>
           <w:p>
             <w:r>
-              <w:t>2.9</w:t>
+              <w:t>2.1</w:t>
             </w:r>
           </w:p>
         </w:tc>
@@ -795,79 +867,7 @@
           </w:tcPr>
           <w:p>
             <w:r>
-              <w:t>0.9</w:t>
-            </w:r>
-          </w:p>
-        </w:tc>
-        <w:tc>
-          <w:tcPr>
-            <w:tcW w:type="dxa" w:w="1234"/>
-          </w:tcPr>
-          <w:p>
-            <w:r>
-              <w:t>0.0</w:t>
-            </w:r>
-          </w:p>
-        </w:tc>
-        <w:tc>
-          <w:tcPr>
-            <w:tcW w:type="dxa" w:w="1234"/>
-          </w:tcPr>
-          <w:p>
-            <w:r>
-              <w:t>0.2</w:t>
-            </w:r>
-          </w:p>
-        </w:tc>
-        <w:tc>
-          <w:tcPr>
-            <w:tcW w:type="dxa" w:w="1234"/>
-          </w:tcPr>
-          <w:p>
-            <w:r>
-              <w:t>67</w:t>
-            </w:r>
-          </w:p>
-        </w:tc>
-      </w:tr>
-      <w:tr>
-        <w:tc>
-          <w:tcPr>
-            <w:tcW w:type="dxa" w:w="1234"/>
-          </w:tcPr>
-          <w:p>
-            <w:r>
-              <w:t>Модернизация энергетического комплекса</w:t>
-            </w:r>
-          </w:p>
-        </w:tc>
-        <w:tc>
-          <w:tcPr>
-            <w:tcW w:type="dxa" w:w="1234"/>
-          </w:tcPr>
-          <w:p>
-            <w:r>
-              <w:t>6</w:t>
-            </w:r>
-          </w:p>
-        </w:tc>
-        <w:tc>
-          <w:tcPr>
-            <w:tcW w:type="dxa" w:w="1234"/>
-          </w:tcPr>
-          <w:p>
-            <w:r>
-              <w:t>1.1</w:t>
-            </w:r>
-          </w:p>
-        </w:tc>
-        <w:tc>
-          <w:tcPr>
-            <w:tcW w:type="dxa" w:w="1234"/>
-          </w:tcPr>
-          <w:p>
-            <w:r>
-              <w:t>1.1</w:t>
+              <w:t>1.0</w:t>
             </w:r>
           </w:p>
         </w:tc>
@@ -897,7 +897,79 @@
           </w:tcPr>
           <w:p>
             <w:r>
-              <w:t>71</w:t>
+              <w:t>31</w:t>
+            </w:r>
+          </w:p>
+        </w:tc>
+      </w:tr>
+      <w:tr>
+        <w:tc>
+          <w:tcPr>
+            <w:tcW w:type="dxa" w:w="1234"/>
+          </w:tcPr>
+          <w:p>
+            <w:r>
+              <w:t>Модернизация энергетического комплекса</w:t>
+            </w:r>
+          </w:p>
+        </w:tc>
+        <w:tc>
+          <w:tcPr>
+            <w:tcW w:type="dxa" w:w="1234"/>
+          </w:tcPr>
+          <w:p>
+            <w:r>
+              <w:t>9</w:t>
+            </w:r>
+          </w:p>
+        </w:tc>
+        <w:tc>
+          <w:tcPr>
+            <w:tcW w:type="dxa" w:w="1234"/>
+          </w:tcPr>
+          <w:p>
+            <w:r>
+              <w:t>2.1</w:t>
+            </w:r>
+          </w:p>
+        </w:tc>
+        <w:tc>
+          <w:tcPr>
+            <w:tcW w:type="dxa" w:w="1234"/>
+          </w:tcPr>
+          <w:p>
+            <w:r>
+              <w:t>1.4</w:t>
+            </w:r>
+          </w:p>
+        </w:tc>
+        <w:tc>
+          <w:tcPr>
+            <w:tcW w:type="dxa" w:w="1234"/>
+          </w:tcPr>
+          <w:p>
+            <w:r>
+              <w:t>0.0</w:t>
+            </w:r>
+          </w:p>
+        </w:tc>
+        <w:tc>
+          <w:tcPr>
+            <w:tcW w:type="dxa" w:w="1234"/>
+          </w:tcPr>
+          <w:p>
+            <w:r>
+              <w:t>0.3</w:t>
+            </w:r>
+          </w:p>
+        </w:tc>
+        <w:tc>
+          <w:tcPr>
+            <w:tcW w:type="dxa" w:w="1234"/>
+          </w:tcPr>
+          <w:p>
+            <w:r>
+              <w:t>74</w:t>
             </w:r>
           </w:p>
         </w:tc>
@@ -929,7 +1001,7 @@
           </w:tcPr>
           <w:p>
             <w:r>
-              <w:t>2.0</w:t>
+              <w:t>1.9</w:t>
             </w:r>
           </w:p>
         </w:tc>
@@ -960,78 +1032,6 @@
           <w:p>
             <w:r>
               <w:t>0.1</w:t>
-            </w:r>
-          </w:p>
-        </w:tc>
-        <w:tc>
-          <w:tcPr>
-            <w:tcW w:type="dxa" w:w="1234"/>
-          </w:tcPr>
-          <w:p>
-            <w:r>
-              <w:t>31</w:t>
-            </w:r>
-          </w:p>
-        </w:tc>
-      </w:tr>
-      <w:tr>
-        <w:tc>
-          <w:tcPr>
-            <w:tcW w:type="dxa" w:w="1234"/>
-          </w:tcPr>
-          <w:p>
-            <w:r>
-              <w:t>Металлургия и металлообработка</w:t>
-            </w:r>
-          </w:p>
-        </w:tc>
-        <w:tc>
-          <w:tcPr>
-            <w:tcW w:type="dxa" w:w="1234"/>
-          </w:tcPr>
-          <w:p>
-            <w:r>
-              <w:t>5</w:t>
-            </w:r>
-          </w:p>
-        </w:tc>
-        <w:tc>
-          <w:tcPr>
-            <w:tcW w:type="dxa" w:w="1234"/>
-          </w:tcPr>
-          <w:p>
-            <w:r>
-              <w:t>1.1</w:t>
-            </w:r>
-          </w:p>
-        </w:tc>
-        <w:tc>
-          <w:tcPr>
-            <w:tcW w:type="dxa" w:w="1234"/>
-          </w:tcPr>
-          <w:p>
-            <w:r>
-              <w:t>1.0</w:t>
-            </w:r>
-          </w:p>
-        </w:tc>
-        <w:tc>
-          <w:tcPr>
-            <w:tcW w:type="dxa" w:w="1234"/>
-          </w:tcPr>
-          <w:p>
-            <w:r>
-              <w:t>0.0</w:t>
-            </w:r>
-          </w:p>
-        </w:tc>
-        <w:tc>
-          <w:tcPr>
-            <w:tcW w:type="dxa" w:w="1234"/>
-          </w:tcPr>
-          <w:p>
-            <w:r>
-              <w:t>0.3</w:t>
             </w:r>
           </w:p>
         </w:tc>
@@ -1351,7 +1351,7 @@
           </w:tcPr>
           <w:p>
             <w:r>
-              <w:t>1</w:t>
+              <w:t>2</w:t>
             </w:r>
           </w:p>
         </w:tc>
@@ -1361,7 +1361,7 @@
           </w:tcPr>
           <w:p>
             <w:r>
-              <w:t>0.2</w:t>
+              <w:t>0.6</w:t>
             </w:r>
           </w:p>
         </w:tc>
@@ -1371,7 +1371,7 @@
           </w:tcPr>
           <w:p>
             <w:r>
-              <w:t>0.5</w:t>
+              <w:t>0.6</w:t>
             </w:r>
           </w:p>
         </w:tc>
@@ -1401,7 +1401,7 @@
           </w:tcPr>
           <w:p>
             <w:r>
-              <w:t>5</w:t>
+              <w:t>11</w:t>
             </w:r>
           </w:p>
         </w:tc>
@@ -1409,7 +1409,7 @@
     </w:tbl>
     <w:p>
       <w:r>
-        <w:t>Источник: «Показатели проектов на 30.09.2026», проектов в выборке — 407. Сформировано 16.10.2026.</w:t>
+        <w:t>Источник: «Показатели проектов на 30.09.2026», проектов в выборке — 475. Сформировано 16.10.2026.</w:t>
       </w:r>
     </w:p>
     <w:sectPr>
